--- a/documentation/docx/en/Project_Schedule.docx
+++ b/documentation/docx/en/Project_Schedule.docx
@@ -2,7 +2,7 @@
 <file path=word/document.xml><?xml version="1.0" encoding="utf-8"?>
 <w:document xmlns:w="http://schemas.openxmlformats.org/wordprocessingml/2006/main" xmlns:m="http://schemas.openxmlformats.org/officeDocument/2006/math" xmlns:r="http://schemas.openxmlformats.org/officeDocument/2006/relationships" xmlns:o="urn:schemas-microsoft-com:office:office" xmlns:v="urn:schemas-microsoft-com:vml" xmlns:w10="urn:schemas-microsoft-com:office:word" xmlns:a="http://schemas.openxmlformats.org/drawingml/2006/main" xmlns:pic="http://schemas.openxmlformats.org/drawingml/2006/picture" xmlns:wp="http://schemas.openxmlformats.org/drawingml/2006/wordprocessingDrawing">
   <w:body>
-    <w:bookmarkStart w:id="40" w:name="X42306784cbdf70fe857c4b050ea2cbff00f8fa4"/>
+    <w:bookmarkStart w:id="61" w:name="X42306784cbdf70fe857c4b050ea2cbff00f8fa4"/>
     <w:p>
       <w:pPr>
         <w:pStyle w:val="Heading1"/>
@@ -56,7 +56,7 @@
         </w:pict>
       </w:r>
     </w:p>
-    <w:bookmarkStart w:id="14" w:name="Xa3f8a2d16d5c759b50e19af7f5436bba4a9cd68"/>
+    <w:bookmarkStart w:id="17" w:name="Xa3f8a2d16d5c759b50e19af7f5436bba4a9cd68"/>
     <w:p>
       <w:pPr>
         <w:pStyle w:val="Heading2"/>
@@ -225,7 +225,7 @@
       </w:r>
     </w:p>
     <w:bookmarkEnd w:id="10"/>
-    <w:bookmarkStart w:id="11" w:name="system-overview"/>
+    <w:bookmarkStart w:id="14" w:name="system-overview"/>
     <w:p>
       <w:pPr>
         <w:pStyle w:val="Heading3"/>
@@ -236,116 +236,53 @@
     </w:p>
     <w:p>
       <w:pPr>
-        <w:pStyle w:val="SourceCode"/>
-      </w:pPr>
-      <w:r>
-        <w:rPr>
-          <w:rStyle w:val="VerbatimChar"/>
-        </w:rPr>
-        <w:t xml:space="preserve">flowchart LR</w:t>
-      </w:r>
-      <w:r>
-        <w:br/>
-      </w:r>
-      <w:r>
-        <w:rPr>
-          <w:rStyle w:val="VerbatimChar"/>
-        </w:rPr>
-        <w:t xml:space="preserve">    U["User"] --&gt; FE["Web Frontend"]</w:t>
-      </w:r>
-      <w:r>
-        <w:br/>
-      </w:r>
-      <w:r>
-        <w:rPr>
-          <w:rStyle w:val="VerbatimChar"/>
-        </w:rPr>
-        <w:t xml:space="preserve">    FE --&gt; API["Application Server"]</w:t>
-      </w:r>
-      <w:r>
-        <w:br/>
-      </w:r>
-      <w:r>
-        <w:rPr>
-          <w:rStyle w:val="VerbatimChar"/>
-        </w:rPr>
-        <w:t xml:space="preserve">    API --&gt; AUTH["Account Management"]</w:t>
-      </w:r>
-      <w:r>
-        <w:br/>
-      </w:r>
-      <w:r>
-        <w:rPr>
-          <w:rStyle w:val="VerbatimChar"/>
-        </w:rPr>
-        <w:t xml:space="preserve">    API --&gt; AG["AI Agent"]</w:t>
-      </w:r>
-      <w:r>
-        <w:br/>
-      </w:r>
-      <w:r>
-        <w:rPr>
-          <w:rStyle w:val="VerbatimChar"/>
-        </w:rPr>
-        <w:t xml:space="preserve">    AG --&gt; LLM["AI Service&lt;br/&gt;GPT-5.6 Luna"]</w:t>
-      </w:r>
-      <w:r>
-        <w:br/>
-      </w:r>
-      <w:r>
-        <w:rPr>
-          <w:rStyle w:val="VerbatimChar"/>
-        </w:rPr>
-        <w:t xml:space="preserve">    AG --&gt; TOOL["Job Search Function"]</w:t>
-      </w:r>
-      <w:r>
-        <w:br/>
-      </w:r>
-      <w:r>
-        <w:rPr>
-          <w:rStyle w:val="VerbatimChar"/>
-        </w:rPr>
-        <w:t xml:space="preserve">    TOOL --&gt; DB[("Job Database")]</w:t>
-      </w:r>
-      <w:r>
-        <w:br/>
-      </w:r>
-      <w:r>
-        <w:rPr>
-          <w:rStyle w:val="VerbatimChar"/>
-        </w:rPr>
-        <w:t xml:space="preserve">    CR["Scheduled Collection"] --&gt; SRC["Job Sites"]</w:t>
-      </w:r>
-      <w:r>
-        <w:br/>
-      </w:r>
-      <w:r>
-        <w:rPr>
-          <w:rStyle w:val="VerbatimChar"/>
-        </w:rPr>
-        <w:t xml:space="preserve">    SRC --&gt; CR</w:t>
-      </w:r>
-      <w:r>
-        <w:br/>
-      </w:r>
-      <w:r>
-        <w:rPr>
-          <w:rStyle w:val="VerbatimChar"/>
-        </w:rPr>
-        <w:t xml:space="preserve">    CR --&gt; DB</w:t>
-      </w:r>
-      <w:r>
-        <w:br/>
-      </w:r>
-      <w:r>
-        <w:rPr>
-          <w:rStyle w:val="VerbatimChar"/>
-        </w:rPr>
-        <w:t xml:space="preserve">    API --&gt; DOC["Document Generation&lt;br/&gt;and Download"]</w:t>
-      </w:r>
-    </w:p>
-    <w:bookmarkEnd w:id="11"/>
-    <w:bookmarkStart w:id="12" w:name="job-data-acquisition-policy"/>
+        <w:pStyle w:val="FirstParagraph"/>
+      </w:pPr>
+      <w:r>
+        <w:drawing>
+          <wp:inline>
+            <wp:extent cx="5334000" cy="1484207"/>
+            <wp:effectExtent b="0" l="0" r="0" t="0"/>
+            <wp:docPr descr="" title="" id="12" name="Picture"/>
+            <a:graphic>
+              <a:graphicData uri="http://schemas.openxmlformats.org/drawingml/2006/picture">
+                <pic:pic>
+                  <pic:nvPicPr>
+                    <pic:cNvPr descr="images/diagram-01.png" id="13" name="Picture"/>
+                    <pic:cNvPicPr>
+                      <a:picLocks noChangeArrowheads="1" noChangeAspect="1"/>
+                    </pic:cNvPicPr>
+                  </pic:nvPicPr>
+                  <pic:blipFill>
+                    <a:blip r:embed="rId11"/>
+                    <a:stretch>
+                      <a:fillRect/>
+                    </a:stretch>
+                  </pic:blipFill>
+                  <pic:spPr bwMode="auto">
+                    <a:xfrm>
+                      <a:off x="0" y="0"/>
+                      <a:ext cx="5334000" cy="1484207"/>
+                    </a:xfrm>
+                    <a:prstGeom prst="rect">
+                      <a:avLst/>
+                    </a:prstGeom>
+                    <a:noFill/>
+                    <a:ln w="9525">
+                      <a:noFill/>
+                      <a:headEnd/>
+                      <a:tailEnd/>
+                    </a:ln>
+                  </pic:spPr>
+                </pic:pic>
+              </a:graphicData>
+            </a:graphic>
+          </wp:inline>
+        </w:drawing>
+      </w:r>
+    </w:p>
+    <w:bookmarkEnd w:id="14"/>
+    <w:bookmarkStart w:id="15" w:name="job-data-acquisition-policy"/>
     <w:p>
       <w:pPr>
         <w:pStyle w:val="Heading3"/>
@@ -370,8 +307,8 @@
         <w:t xml:space="preserve">Collection runs on a schedule with a fixed minimum interval between requests, and is never triggered by user activity. The volume of access to each source is therefore determined by our schedule and stays constant, rather than rising with the number of users. Where a source offers a structured data endpoint we will use it in preference to parsing pages, as it is lighter on their servers and more stable in operation.</w:t>
       </w:r>
     </w:p>
-    <w:bookmarkEnd w:id="12"/>
-    <w:bookmarkStart w:id="13" w:name="current-implementation-status"/>
+    <w:bookmarkEnd w:id="15"/>
+    <w:bookmarkStart w:id="16" w:name="current-implementation-status"/>
     <w:p>
       <w:pPr>
         <w:pStyle w:val="Heading3"/>
@@ -747,9 +684,9 @@
         </w:pict>
       </w:r>
     </w:p>
-    <w:bookmarkEnd w:id="13"/>
-    <w:bookmarkEnd w:id="14"/>
-    <w:bookmarkStart w:id="21" w:name="Xe6cc18182e3b6efda9944d7585b2eb6018cf8d3"/>
+    <w:bookmarkEnd w:id="16"/>
+    <w:bookmarkEnd w:id="17"/>
+    <w:bookmarkStart w:id="27" w:name="Xe6cc18182e3b6efda9944d7585b2eb6018cf8d3"/>
     <w:p>
       <w:pPr>
         <w:pStyle w:val="Heading2"/>
@@ -758,7 +695,7 @@
         <w:t xml:space="preserve">1. Required from the Client</w:t>
       </w:r>
     </w:p>
-    <w:bookmarkStart w:id="17" w:name="X55e122a032a5ee40b70f7692453bff097b1ceca"/>
+    <w:bookmarkStart w:id="23" w:name="X55e122a032a5ee40b70f7692453bff097b1ceca"/>
     <w:p>
       <w:pPr>
         <w:pStyle w:val="Heading3"/>
@@ -1178,7 +1115,7 @@
         <w:t xml:space="preserve">Phase 1 cannot begin in earnest without it, and it is required continuously from that point. Phase 2 is the one phase that does not depend on it, as data collection performs no AI processing.</w:t>
       </w:r>
     </w:p>
-    <w:bookmarkStart w:id="15" w:name="cost-per-operation"/>
+    <w:bookmarkStart w:id="21" w:name="cost-per-operation"/>
     <w:p>
       <w:pPr>
         <w:pStyle w:val="Heading4"/>
@@ -1383,125 +1320,53 @@
     </w:p>
     <w:p>
       <w:pPr>
-        <w:pStyle w:val="SourceCode"/>
-      </w:pPr>
-      <w:r>
-        <w:rPr>
-          <w:rStyle w:val="VerbatimChar"/>
-        </w:rPr>
-        <w:t xml:space="preserve">sequenceDiagram</w:t>
-      </w:r>
-      <w:r>
-        <w:br/>
-      </w:r>
-      <w:r>
-        <w:rPr>
-          <w:rStyle w:val="VerbatimChar"/>
-        </w:rPr>
-        <w:t xml:space="preserve">    participant U as User</w:t>
-      </w:r>
-      <w:r>
-        <w:br/>
-      </w:r>
-      <w:r>
-        <w:rPr>
-          <w:rStyle w:val="VerbatimChar"/>
-        </w:rPr>
-        <w:t xml:space="preserve">    participant A as Agent</w:t>
-      </w:r>
-      <w:r>
-        <w:br/>
-      </w:r>
-      <w:r>
-        <w:rPr>
-          <w:rStyle w:val="VerbatimChar"/>
-        </w:rPr>
-        <w:t xml:space="preserve">    participant L as AI Service</w:t>
-      </w:r>
-      <w:r>
-        <w:br/>
-      </w:r>
-      <w:r>
-        <w:rPr>
-          <w:rStyle w:val="VerbatimChar"/>
-        </w:rPr>
-        <w:t xml:space="preserve">    participant D as Job Database</w:t>
-      </w:r>
-      <w:r>
-        <w:br/>
-      </w:r>
-      <w:r>
-        <w:rPr>
-          <w:rStyle w:val="VerbatimChar"/>
-        </w:rPr>
-        <w:t xml:space="preserve">    U-&gt;&gt;A: "Jobs in Fukuoka, 300k yen or above"</w:t>
-      </w:r>
-      <w:r>
-        <w:br/>
-      </w:r>
-      <w:r>
-        <w:rPr>
-          <w:rStyle w:val="VerbatimChar"/>
-        </w:rPr>
-        <w:t xml:space="preserve">    A-&gt;&gt;L: 1st exchange - instructions, history, available functions</w:t>
-      </w:r>
-      <w:r>
-        <w:br/>
-      </w:r>
-      <w:r>
-        <w:rPr>
-          <w:rStyle w:val="VerbatimChar"/>
-        </w:rPr>
-        <w:t xml:space="preserve">    L--&gt;&gt;A: request to call the search function</w:t>
-      </w:r>
-      <w:r>
-        <w:br/>
-      </w:r>
-      <w:r>
-        <w:rPr>
-          <w:rStyle w:val="VerbatimChar"/>
-        </w:rPr>
-        <w:t xml:space="preserve">    A-&gt;&gt;D: query</w:t>
-      </w:r>
-      <w:r>
-        <w:br/>
-      </w:r>
-      <w:r>
-        <w:rPr>
-          <w:rStyle w:val="VerbatimChar"/>
-        </w:rPr>
-        <w:t xml:space="preserve">    D--&gt;&gt;A: matching jobs</w:t>
-      </w:r>
-      <w:r>
-        <w:br/>
-      </w:r>
-      <w:r>
-        <w:rPr>
-          <w:rStyle w:val="VerbatimChar"/>
-        </w:rPr>
-        <w:t xml:space="preserve">    A-&gt;&gt;L: 2nd exchange - same context, plus the search results</w:t>
-      </w:r>
-      <w:r>
-        <w:br/>
-      </w:r>
-      <w:r>
-        <w:rPr>
-          <w:rStyle w:val="VerbatimChar"/>
-        </w:rPr>
-        <w:t xml:space="preserve">    L--&gt;&gt;A: response in Japanese</w:t>
-      </w:r>
-      <w:r>
-        <w:br/>
-      </w:r>
-      <w:r>
-        <w:rPr>
-          <w:rStyle w:val="VerbatimChar"/>
-        </w:rPr>
-        <w:t xml:space="preserve">    A--&gt;&gt;U: response</w:t>
-      </w:r>
-    </w:p>
-    <w:bookmarkEnd w:id="15"/>
-    <w:bookmarkStart w:id="16" w:name="monthly-cost-during-development"/>
+        <w:pStyle w:val="BodyText"/>
+      </w:pPr>
+      <w:r>
+        <w:drawing>
+          <wp:inline>
+            <wp:extent cx="5334000" cy="2350195"/>
+            <wp:effectExtent b="0" l="0" r="0" t="0"/>
+            <wp:docPr descr="" title="" id="19" name="Picture"/>
+            <a:graphic>
+              <a:graphicData uri="http://schemas.openxmlformats.org/drawingml/2006/picture">
+                <pic:pic>
+                  <pic:nvPicPr>
+                    <pic:cNvPr descr="images/diagram-02.png" id="20" name="Picture"/>
+                    <pic:cNvPicPr>
+                      <a:picLocks noChangeArrowheads="1" noChangeAspect="1"/>
+                    </pic:cNvPicPr>
+                  </pic:nvPicPr>
+                  <pic:blipFill>
+                    <a:blip r:embed="rId18"/>
+                    <a:stretch>
+                      <a:fillRect/>
+                    </a:stretch>
+                  </pic:blipFill>
+                  <pic:spPr bwMode="auto">
+                    <a:xfrm>
+                      <a:off x="0" y="0"/>
+                      <a:ext cx="5334000" cy="2350195"/>
+                    </a:xfrm>
+                    <a:prstGeom prst="rect">
+                      <a:avLst/>
+                    </a:prstGeom>
+                    <a:noFill/>
+                    <a:ln w="9525">
+                      <a:noFill/>
+                      <a:headEnd/>
+                      <a:tailEnd/>
+                    </a:ln>
+                  </pic:spPr>
+                </pic:pic>
+              </a:graphicData>
+            </a:graphic>
+          </wp:inline>
+        </w:drawing>
+      </w:r>
+    </w:p>
+    <w:bookmarkEnd w:id="21"/>
+    <w:bookmarkStart w:id="22" w:name="monthly-cost-during-development"/>
     <w:p>
       <w:pPr>
         <w:pStyle w:val="Heading4"/>
@@ -1883,9 +1748,9 @@
         <w:t xml:space="preserve">A fault causing the AI to call the same function repeatedly would consume approximately USD 5 per hour if left unattended. Two safeguards are put in place when the service account is created, before any development work uses it: a hard spending limit on the account, and a maximum-iteration guard within the agent itself.</w:t>
       </w:r>
     </w:p>
-    <w:bookmarkEnd w:id="16"/>
-    <w:bookmarkEnd w:id="17"/>
-    <w:bookmarkStart w:id="18" w:name="Xc41642d54fe82b2e7e4cbe467c259d20f37908d"/>
+    <w:bookmarkEnd w:id="22"/>
+    <w:bookmarkEnd w:id="23"/>
+    <w:bookmarkStart w:id="24" w:name="Xc41642d54fe82b2e7e4cbe467c259d20f37908d"/>
     <w:p>
       <w:pPr>
         <w:pStyle w:val="Heading3"/>
@@ -2357,8 +2222,8 @@
         <w:t xml:space="preserve">Personal details are not needed and should be removed. What is required is the structure and the writing style.</w:t>
       </w:r>
     </w:p>
-    <w:bookmarkEnd w:id="18"/>
-    <w:bookmarkStart w:id="19" w:name="X17db28b68ea924c3cf3a85e0f359ab4a5c13765"/>
+    <w:bookmarkEnd w:id="24"/>
+    <w:bookmarkStart w:id="25" w:name="X17db28b68ea924c3cf3a85e0f359ab4a5c13765"/>
     <w:p>
       <w:pPr>
         <w:pStyle w:val="Heading3"/>
@@ -2504,8 +2369,8 @@
         <w:t xml:space="preserve">Beyond that, feedback is applied in escalating steps: first by adjusting the AI's written instructions, then by adding approved examples for the AI to follow, and if necessary by retrieving relevant approved examples automatically for each case. Only if those measures reach their limit and quality is still short of acceptable would we recommend moving to a higher-grade AI model. That is a configuration change requiring no modification to the application, though the running cost rises by approximately a factor of ten to fifteen — from approximately USD 0.08 per consultation to approximately USD 0.80–1.20 per consultation. At ten users this remains modest; we would recommend reassessing before any significant increase in user numbers.</w:t>
       </w:r>
     </w:p>
-    <w:bookmarkEnd w:id="19"/>
-    <w:bookmarkStart w:id="20" w:name="Xcf317de2f9ecee4f0a645d4205f446cda833ca9"/>
+    <w:bookmarkEnd w:id="25"/>
+    <w:bookmarkStart w:id="26" w:name="Xcf317de2f9ecee4f0a645d4205f446cda833ca9"/>
     <w:p>
       <w:pPr>
         <w:pStyle w:val="Heading3"/>
@@ -2713,9 +2578,9 @@
         </w:pict>
       </w:r>
     </w:p>
-    <w:bookmarkEnd w:id="20"/>
-    <w:bookmarkEnd w:id="21"/>
-    <w:bookmarkStart w:id="27" w:name="X47ced91af224d9c8f945f1f836b27e04a19b9e1"/>
+    <w:bookmarkEnd w:id="26"/>
+    <w:bookmarkEnd w:id="27"/>
+    <w:bookmarkStart w:id="36" w:name="X47ced91af224d9c8f945f1f836b27e04a19b9e1"/>
     <w:p>
       <w:pPr>
         <w:pStyle w:val="Heading2"/>
@@ -2732,7 +2597,7 @@
         <w:t xml:space="preserve">All figures are in US dollars and assume the AWS Asia Pacific (Tokyo) region. They are estimates and should be confirmed with the AWS Pricing Calculator before being treated as final.</w:t>
       </w:r>
     </w:p>
-    <w:bookmarkStart w:id="22" w:name="Xd42a543f79bb865f9d5346c55272df37c535f42"/>
+    <w:bookmarkStart w:id="28" w:name="Xd42a543f79bb865f9d5346c55272df37c535f42"/>
     <w:p>
       <w:pPr>
         <w:pStyle w:val="Heading3"/>
@@ -3000,8 +2865,8 @@
         <w:t xml:space="preserve">Under the previous plan the first cloud environment appeared in Phase 5. Bringing the review environment forward to Phase 1 costs approximately USD 25 per month from an earlier point, and in exchange the reviewer's feedback arrives in the first month rather than the fifth. Deploying in the first phase also means any deployment problem is found at the start of the project rather than at the end, when remedy is most costly.</w:t>
       </w:r>
     </w:p>
-    <w:bookmarkEnd w:id="22"/>
-    <w:bookmarkStart w:id="23" w:name="X152ce3169dd2f1c6ae45915d89f0c30997df484"/>
+    <w:bookmarkEnd w:id="28"/>
+    <w:bookmarkStart w:id="29" w:name="X152ce3169dd2f1c6ae45915d89f0c30997df484"/>
     <w:p>
       <w:pPr>
         <w:pStyle w:val="Heading3"/>
@@ -3638,8 +3503,8 @@
         <w:t xml:space="preserve">Development servers are assumed to run during working hours only and to be stopped overnight and at weekends, which reduces their cost by approximately seventy percent against continuous operation. The review environment is the exception — it is left available during your reviewer's working hours as well as ours, and the figures above allow for that. If every environment were instead left running continuously, the AWS portion would rise to approximately USD 600 for the project, while the AI portion would be largely unchanged, since AI cost is determined by the volume of testing performed rather than by elapsed time.</w:t>
       </w:r>
     </w:p>
-    <w:bookmarkEnd w:id="23"/>
-    <w:bookmarkStart w:id="24" w:name="Xbc225fa4683924df7248b8e5a6edd566040f21a"/>
+    <w:bookmarkEnd w:id="29"/>
+    <w:bookmarkStart w:id="33" w:name="Xbc225fa4683924df7248b8e5a6edd566040f21a"/>
     <w:p>
       <w:pPr>
         <w:pStyle w:val="Heading3"/>
@@ -4100,88 +3965,61 @@
     </w:tbl>
     <w:p>
       <w:pPr>
-        <w:pStyle w:val="SourceCode"/>
-      </w:pPr>
-      <w:r>
-        <w:rPr>
-          <w:rStyle w:val="VerbatimChar"/>
-        </w:rPr>
-        <w:t xml:space="preserve">pie showData title Production monthly cost, USD</w:t>
-      </w:r>
-      <w:r>
-        <w:br/>
-      </w:r>
-      <w:r>
-        <w:rPr>
-          <w:rStyle w:val="VerbatimChar"/>
-        </w:rPr>
-        <w:t xml:space="preserve">    "Database" : 45</w:t>
-      </w:r>
-      <w:r>
-        <w:br/>
-      </w:r>
-      <w:r>
-        <w:rPr>
-          <w:rStyle w:val="VerbatimChar"/>
-        </w:rPr>
-        <w:t xml:space="preserve">    "Application server" : 18</w:t>
-      </w:r>
-      <w:r>
-        <w:br/>
-      </w:r>
-      <w:r>
-        <w:rPr>
-          <w:rStyle w:val="VerbatimChar"/>
-        </w:rPr>
-        <w:t xml:space="preserve">    "AI service" : 5</w:t>
-      </w:r>
-      <w:r>
-        <w:br/>
-      </w:r>
-      <w:r>
-        <w:rPr>
-          <w:rStyle w:val="VerbatimChar"/>
-        </w:rPr>
-        <w:t xml:space="preserve">    "Logging" : 3</w:t>
-      </w:r>
-      <w:r>
-        <w:br/>
-      </w:r>
-      <w:r>
-        <w:rPr>
-          <w:rStyle w:val="VerbatimChar"/>
-        </w:rPr>
-        <w:t xml:space="preserve">    "Job data collection" : 3</w:t>
-      </w:r>
-      <w:r>
-        <w:br/>
-      </w:r>
-      <w:r>
-        <w:rPr>
-          <w:rStyle w:val="VerbatimChar"/>
-        </w:rPr>
-        <w:t xml:space="preserve">    "Data transfer" : 2</w:t>
-      </w:r>
-      <w:r>
-        <w:br/>
-      </w:r>
-      <w:r>
-        <w:rPr>
-          <w:rStyle w:val="VerbatimChar"/>
-        </w:rPr>
-        <w:t xml:space="preserve">    "Storage, DNS, frontend" : 3</w:t>
-      </w:r>
-    </w:p>
-    <w:p>
-      <w:pPr>
-        <w:pStyle w:val="FirstParagraph"/>
+        <w:pStyle w:val="BodyText"/>
+      </w:pPr>
+      <w:r>
+        <w:drawing>
+          <wp:inline>
+            <wp:extent cx="5334000" cy="3324515"/>
+            <wp:effectExtent b="0" l="0" r="0" t="0"/>
+            <wp:docPr descr="" title="" id="31" name="Picture"/>
+            <a:graphic>
+              <a:graphicData uri="http://schemas.openxmlformats.org/drawingml/2006/picture">
+                <pic:pic>
+                  <pic:nvPicPr>
+                    <pic:cNvPr descr="images/diagram-03.png" id="32" name="Picture"/>
+                    <pic:cNvPicPr>
+                      <a:picLocks noChangeArrowheads="1" noChangeAspect="1"/>
+                    </pic:cNvPicPr>
+                  </pic:nvPicPr>
+                  <pic:blipFill>
+                    <a:blip r:embed="rId30"/>
+                    <a:stretch>
+                      <a:fillRect/>
+                    </a:stretch>
+                  </pic:blipFill>
+                  <pic:spPr bwMode="auto">
+                    <a:xfrm>
+                      <a:off x="0" y="0"/>
+                      <a:ext cx="5334000" cy="3324515"/>
+                    </a:xfrm>
+                    <a:prstGeom prst="rect">
+                      <a:avLst/>
+                    </a:prstGeom>
+                    <a:noFill/>
+                    <a:ln w="9525">
+                      <a:noFill/>
+                      <a:headEnd/>
+                      <a:tailEnd/>
+                    </a:ln>
+                  </pic:spPr>
+                </pic:pic>
+              </a:graphicData>
+            </a:graphic>
+          </wp:inline>
+        </w:drawing>
+      </w:r>
+    </w:p>
+    <w:p>
+      <w:pPr>
+        <w:pStyle w:val="BodyText"/>
       </w:pPr>
       <w:r>
         <w:t xml:space="preserve">Adding a load balancer for redundancy raises this by approximately USD 20 per month. It is not recommended at ten concurrent users, and is the natural first upgrade once traffic grows.</w:t>
       </w:r>
     </w:p>
-    <w:bookmarkEnd w:id="24"/>
-    <w:bookmarkStart w:id="25" w:name="X5244b1d21ee2a63093d4e1489c8e4442f9483b4"/>
+    <w:bookmarkEnd w:id="33"/>
+    <w:bookmarkStart w:id="34" w:name="X5244b1d21ee2a63093d4e1489c8e4442f9483b4"/>
     <w:p>
       <w:pPr>
         <w:pStyle w:val="Heading3"/>
@@ -4224,8 +4062,8 @@
         <w:t xml:space="preserve">We propose running on standard on-demand pricing for the first three to six months after launch, measuring actual usage, and purchasing a one-year commitment against the observed baseline at that point.</w:t>
       </w:r>
     </w:p>
-    <w:bookmarkEnd w:id="25"/>
-    <w:bookmarkStart w:id="26" w:name="X54cabd1ab099df3b412c7bce2159ab74448a797"/>
+    <w:bookmarkEnd w:id="34"/>
+    <w:bookmarkStart w:id="35" w:name="X54cabd1ab099df3b412c7bce2159ab74448a797"/>
     <w:p>
       <w:pPr>
         <w:pStyle w:val="Heading3"/>
@@ -4277,9 +4115,9 @@
         </w:pict>
       </w:r>
     </w:p>
-    <w:bookmarkEnd w:id="26"/>
-    <w:bookmarkEnd w:id="27"/>
-    <w:bookmarkStart w:id="35" w:name="X09e7838aeb363aea7033859deb29563f268cf52"/>
+    <w:bookmarkEnd w:id="35"/>
+    <w:bookmarkEnd w:id="36"/>
+    <w:bookmarkStart w:id="53" w:name="X09e7838aeb363aea7033859deb29563f268cf52"/>
     <w:p>
       <w:pPr>
         <w:pStyle w:val="Heading2"/>
@@ -4288,7 +4126,7 @@
         <w:t xml:space="preserve">3. Development Schedule — Required Features</w:t>
       </w:r>
     </w:p>
-    <w:bookmarkStart w:id="28" w:name="X614d5ae3ad6b11faed7c7b41fae7322919b5f9a"/>
+    <w:bookmarkStart w:id="37" w:name="X614d5ae3ad6b11faed7c7b41fae7322919b5f9a"/>
     <w:p>
       <w:pPr>
         <w:pStyle w:val="Heading3"/>
@@ -4344,8 +4182,8 @@
         <w:t xml:space="preserve">Phase length varies according to the work involved rather than being fixed, since the phases differ considerably in size. Automated testing is carried out within each phase rather than deferred to a single stage at the end.</w:t>
       </w:r>
     </w:p>
-    <w:bookmarkEnd w:id="28"/>
-    <w:bookmarkStart w:id="29" w:name="Xfcface6b554a6940ff224ce191baeadfce1183c"/>
+    <w:bookmarkEnd w:id="37"/>
+    <w:bookmarkStart w:id="38" w:name="Xfcface6b554a6940ff224ce191baeadfce1183c"/>
     <w:p>
       <w:pPr>
         <w:pStyle w:val="Heading3"/>
@@ -4596,8 +4434,8 @@
         <w:t xml:space="preserve">The principle applied is to limit breadth rather than depth. Additional sources and additional templates are straightforward to add to a working system. Duplicate removal is the one item that becomes harder to address the longer it is deferred, which is why it is reduced rather than omitted, and why collection starts in Phase 2 and runs continuously from then on.</w:t>
       </w:r>
     </w:p>
-    <w:bookmarkEnd w:id="29"/>
-    <w:bookmarkStart w:id="30" w:name="Xe159bac3c38f17ecb651443c965939e7c5f73b1"/>
+    <w:bookmarkEnd w:id="38"/>
+    <w:bookmarkStart w:id="39" w:name="Xe159bac3c38f17ecb651443c965939e7c5f73b1"/>
     <w:p>
       <w:pPr>
         <w:pStyle w:val="Heading3"/>
@@ -4720,8 +4558,8 @@
         <w:t xml:space="preserve">Collection is deliberately the first job-data work carried out, ahead of search, for that reason. It is also the one part of the system that does not need the AI service at all.</w:t>
       </w:r>
     </w:p>
-    <w:bookmarkEnd w:id="30"/>
-    <w:bookmarkStart w:id="31" w:name="X4df132a8d99be92bc00495f2f9f1a85072c0cea"/>
+    <w:bookmarkEnd w:id="39"/>
+    <w:bookmarkStart w:id="43" w:name="X4df132a8d99be92bc00495f2f9f1a85072c0cea"/>
     <w:p>
       <w:pPr>
         <w:pStyle w:val="Heading3"/>
@@ -4744,98 +4582,53 @@
     </w:p>
     <w:p>
       <w:pPr>
-        <w:pStyle w:val="SourceCode"/>
-      </w:pPr>
-      <w:r>
-        <w:rPr>
-          <w:rStyle w:val="VerbatimChar"/>
-        </w:rPr>
-        <w:t xml:space="preserve">flowchart LR</w:t>
-      </w:r>
-      <w:r>
-        <w:br/>
-      </w:r>
-      <w:r>
-        <w:rPr>
-          <w:rStyle w:val="VerbatimChar"/>
-        </w:rPr>
-        <w:t xml:space="preserve">    T["Scheduled trigger&lt;br/&gt;weekly"] --&gt; F["Fetch with fixed&lt;br/&gt;interval between requests"]</w:t>
-      </w:r>
-      <w:r>
-        <w:br/>
-      </w:r>
-      <w:r>
-        <w:rPr>
-          <w:rStyle w:val="VerbatimChar"/>
-        </w:rPr>
-        <w:t xml:space="preserve">    F --&gt; R["Store raw page"]</w:t>
-      </w:r>
-      <w:r>
-        <w:br/>
-      </w:r>
-      <w:r>
-        <w:rPr>
-          <w:rStyle w:val="VerbatimChar"/>
-        </w:rPr>
-        <w:t xml:space="preserve">    R --&gt; E["Extract fields"]</w:t>
-      </w:r>
-      <w:r>
-        <w:br/>
-      </w:r>
-      <w:r>
-        <w:rPr>
-          <w:rStyle w:val="VerbatimChar"/>
-        </w:rPr>
-        <w:t xml:space="preserve">    E --&gt; N["Normalize&lt;br/&gt;salary unit, place name,&lt;br/&gt;holiday terminology"]</w:t>
-      </w:r>
-      <w:r>
-        <w:br/>
-      </w:r>
-      <w:r>
-        <w:rPr>
-          <w:rStyle w:val="VerbatimChar"/>
-        </w:rPr>
-        <w:t xml:space="preserve">    N --&gt; D["Remove duplicates"]</w:t>
-      </w:r>
-      <w:r>
-        <w:br/>
-      </w:r>
-      <w:r>
-        <w:rPr>
-          <w:rStyle w:val="VerbatimChar"/>
-        </w:rPr>
-        <w:t xml:space="preserve">    D --&gt; DB[("Job Database")]</w:t>
-      </w:r>
-      <w:r>
-        <w:br/>
-      </w:r>
-      <w:r>
-        <w:rPr>
-          <w:rStyle w:val="VerbatimChar"/>
-        </w:rPr>
-        <w:t xml:space="preserve">    DB --&gt; S["Search, at user request"]</w:t>
-      </w:r>
-      <w:r>
-        <w:br/>
-      </w:r>
-      <w:r>
-        <w:rPr>
-          <w:rStyle w:val="VerbatimChar"/>
-        </w:rPr>
-        <w:t xml:space="preserve">    S --&gt; V["Verify still open&lt;br/&gt;only for jobs shown"]</w:t>
-      </w:r>
-      <w:r>
-        <w:br/>
-      </w:r>
-      <w:r>
-        <w:rPr>
-          <w:rStyle w:val="VerbatimChar"/>
-        </w:rPr>
-        <w:t xml:space="preserve">    V --&gt; U["Present to user&lt;br/&gt;with acquisition date"]</w:t>
-      </w:r>
-    </w:p>
-    <w:bookmarkEnd w:id="31"/>
-    <w:bookmarkStart w:id="32" w:name="X0be106f94f47df0e5095cd5ccbb3680d31ce4a6"/>
+        <w:pStyle w:val="BodyText"/>
+      </w:pPr>
+      <w:r>
+        <w:drawing>
+          <wp:inline>
+            <wp:extent cx="5334000" cy="262075"/>
+            <wp:effectExtent b="0" l="0" r="0" t="0"/>
+            <wp:docPr descr="" title="" id="41" name="Picture"/>
+            <a:graphic>
+              <a:graphicData uri="http://schemas.openxmlformats.org/drawingml/2006/picture">
+                <pic:pic>
+                  <pic:nvPicPr>
+                    <pic:cNvPr descr="images/diagram-04.png" id="42" name="Picture"/>
+                    <pic:cNvPicPr>
+                      <a:picLocks noChangeArrowheads="1" noChangeAspect="1"/>
+                    </pic:cNvPicPr>
+                  </pic:nvPicPr>
+                  <pic:blipFill>
+                    <a:blip r:embed="rId40"/>
+                    <a:stretch>
+                      <a:fillRect/>
+                    </a:stretch>
+                  </pic:blipFill>
+                  <pic:spPr bwMode="auto">
+                    <a:xfrm>
+                      <a:off x="0" y="0"/>
+                      <a:ext cx="5334000" cy="262075"/>
+                    </a:xfrm>
+                    <a:prstGeom prst="rect">
+                      <a:avLst/>
+                    </a:prstGeom>
+                    <a:noFill/>
+                    <a:ln w="9525">
+                      <a:noFill/>
+                      <a:headEnd/>
+                      <a:tailEnd/>
+                    </a:ln>
+                  </pic:spPr>
+                </pic:pic>
+              </a:graphicData>
+            </a:graphic>
+          </wp:inline>
+        </w:drawing>
+      </w:r>
+    </w:p>
+    <w:bookmarkEnd w:id="43"/>
+    <w:bookmarkStart w:id="50" w:name="X0be106f94f47df0e5095cd5ccbb3680d31ce4a6"/>
     <w:p>
       <w:pPr>
         <w:pStyle w:val="Heading3"/>
@@ -6210,117 +6003,54 @@
     </w:p>
     <w:p>
       <w:pPr>
-        <w:pStyle w:val="SourceCode"/>
-      </w:pPr>
-      <w:r>
-        <w:rPr>
-          <w:rStyle w:val="VerbatimChar"/>
-        </w:rPr>
-        <w:t xml:space="preserve">flowchart TD</w:t>
-      </w:r>
-      <w:r>
-        <w:br/>
-      </w:r>
-      <w:r>
-        <w:rPr>
-          <w:rStyle w:val="VerbatimChar"/>
-        </w:rPr>
-        <w:t xml:space="preserve">    P0["Phase 0 · complete&lt;br/&gt;Conversation foundation"]</w:t>
-      </w:r>
-      <w:r>
-        <w:br/>
-      </w:r>
-      <w:r>
-        <w:rPr>
-          <w:rStyle w:val="VerbatimChar"/>
-        </w:rPr>
-        <w:t xml:space="preserve">    P1["Phase 1 · 4 weeks&lt;br/&gt;Document creation&lt;br/&gt;and review environment&lt;br/&gt;Accounts, deployment, review begins"]</w:t>
-      </w:r>
-      <w:r>
-        <w:br/>
-      </w:r>
-      <w:r>
-        <w:rPr>
-          <w:rStyle w:val="VerbatimChar"/>
-        </w:rPr>
-        <w:t xml:space="preserve">    P2["Phase 2 · 4 weeks&lt;br/&gt;Job data collection"]</w:t>
-      </w:r>
-      <w:r>
-        <w:br/>
-      </w:r>
-      <w:r>
-        <w:rPr>
-          <w:rStyle w:val="VerbatimChar"/>
-        </w:rPr>
-        <w:t xml:space="preserve">    P3["Phase 3 · 5 weeks&lt;br/&gt;Job search and duplicate removal"]</w:t>
-      </w:r>
-      <w:r>
-        <w:br/>
-      </w:r>
-      <w:r>
-        <w:rPr>
-          <w:rStyle w:val="VerbatimChar"/>
-        </w:rPr>
-        <w:t xml:space="preserve">    P4["Phase 4 · 3 weeks&lt;br/&gt;Quality and refinement"]</w:t>
-      </w:r>
-      <w:r>
-        <w:br/>
-      </w:r>
-      <w:r>
-        <w:rPr>
-          <w:rStyle w:val="VerbatimChar"/>
-        </w:rPr>
-        <w:t xml:space="preserve">    P5["Phase 5 · 5 weeks&lt;br/&gt;Commercial functions"]</w:t>
-      </w:r>
-      <w:r>
-        <w:br/>
-      </w:r>
-      <w:r>
-        <w:rPr>
-          <w:rStyle w:val="VerbatimChar"/>
-        </w:rPr>
-        <w:t xml:space="preserve">    P6["Phase 6 · 3 weeks&lt;br/&gt;Hardening and launch"]</w:t>
-      </w:r>
-      <w:r>
-        <w:br/>
-      </w:r>
-      <w:r>
-        <w:rPr>
-          <w:rStyle w:val="VerbatimChar"/>
-        </w:rPr>
-        <w:t xml:space="preserve">    P0 --&gt; P1 --&gt; P2 --&gt; P3 --&gt; P4 --&gt; P5 --&gt; P6</w:t>
-      </w:r>
-      <w:r>
-        <w:br/>
-      </w:r>
-      <w:r>
-        <w:rPr>
-          <w:rStyle w:val="VerbatimChar"/>
-        </w:rPr>
-        <w:t xml:space="preserve">    P1 -. "review cycle continues&lt;br/&gt;from this point" .-&gt; P4</w:t>
-      </w:r>
-      <w:r>
-        <w:br/>
-      </w:r>
-      <w:r>
-        <w:rPr>
-          <w:rStyle w:val="VerbatimChar"/>
-        </w:rPr>
-        <w:t xml:space="preserve">    P2 -. "collection runs continuously&lt;br/&gt;from this point" .-&gt; P3</w:t>
-      </w:r>
-      <w:r>
-        <w:br/>
-      </w:r>
-      <w:r>
-        <w:rPr>
-          <w:rStyle w:val="VerbatimChar"/>
-        </w:rPr>
-        <w:t xml:space="preserve">    P6 --&gt; OPT["Optional features&lt;br/&gt;Section 4"]</w:t>
-      </w:r>
-    </w:p>
-    <w:p>
-      <w:pPr>
-        <w:pStyle w:val="FirstParagraph"/>
+        <w:pStyle w:val="BodyText"/>
+      </w:pPr>
+      <w:r>
+        <w:drawing>
+          <wp:inline>
+            <wp:extent cx="5334000" cy="12528949"/>
+            <wp:effectExtent b="0" l="0" r="0" t="0"/>
+            <wp:docPr descr="" title="" id="45" name="Picture"/>
+            <a:graphic>
+              <a:graphicData uri="http://schemas.openxmlformats.org/drawingml/2006/picture">
+                <pic:pic>
+                  <pic:nvPicPr>
+                    <pic:cNvPr descr="images/diagram-05.png" id="46" name="Picture"/>
+                    <pic:cNvPicPr>
+                      <a:picLocks noChangeArrowheads="1" noChangeAspect="1"/>
+                    </pic:cNvPicPr>
+                  </pic:nvPicPr>
+                  <pic:blipFill>
+                    <a:blip r:embed="rId44"/>
+                    <a:stretch>
+                      <a:fillRect/>
+                    </a:stretch>
+                  </pic:blipFill>
+                  <pic:spPr bwMode="auto">
+                    <a:xfrm>
+                      <a:off x="0" y="0"/>
+                      <a:ext cx="5334000" cy="12528949"/>
+                    </a:xfrm>
+                    <a:prstGeom prst="rect">
+                      <a:avLst/>
+                    </a:prstGeom>
+                    <a:noFill/>
+                    <a:ln w="9525">
+                      <a:noFill/>
+                      <a:headEnd/>
+                      <a:tailEnd/>
+                    </a:ln>
+                  </pic:spPr>
+                </pic:pic>
+              </a:graphicData>
+            </a:graphic>
+          </wp:inline>
+        </w:drawing>
+      </w:r>
+    </w:p>
+    <w:p>
+      <w:pPr>
+        <w:pStyle w:val="BodyText"/>
       </w:pPr>
       <w:r>
         <w:rPr>
@@ -6332,170 +6062,53 @@
     </w:p>
     <w:p>
       <w:pPr>
-        <w:pStyle w:val="SourceCode"/>
-      </w:pPr>
-      <w:r>
-        <w:rPr>
-          <w:rStyle w:val="VerbatimChar"/>
-        </w:rPr>
-        <w:t xml:space="preserve">gantt</w:t>
-      </w:r>
-      <w:r>
-        <w:br/>
-      </w:r>
-      <w:r>
-        <w:rPr>
-          <w:rStyle w:val="VerbatimChar"/>
-        </w:rPr>
-        <w:t xml:space="preserve">    title Required Features — Development Schedule (start date assumed)</w:t>
-      </w:r>
-      <w:r>
-        <w:br/>
-      </w:r>
-      <w:r>
-        <w:rPr>
-          <w:rStyle w:val="VerbatimChar"/>
-        </w:rPr>
-        <w:t xml:space="preserve">    dateFormat YYYY-MM-DD</w:t>
-      </w:r>
-      <w:r>
-        <w:br/>
-      </w:r>
-      <w:r>
-        <w:rPr>
-          <w:rStyle w:val="VerbatimChar"/>
-        </w:rPr>
-        <w:t xml:space="preserve">    axisFormat %Y-%m</w:t>
-      </w:r>
-      <w:r>
-        <w:br/>
-      </w:r>
-      <w:r>
-        <w:rPr>
-          <w:rStyle w:val="VerbatimChar"/>
-        </w:rPr>
-        <w:t xml:space="preserve">    section Foundation</w:t>
-      </w:r>
-      <w:r>
-        <w:br/>
-      </w:r>
-      <w:r>
-        <w:rPr>
-          <w:rStyle w:val="VerbatimChar"/>
-        </w:rPr>
-        <w:t xml:space="preserve">    Phase 0 Conversation foundation :done, p0, 2026-08-11, 5w</w:t>
-      </w:r>
-      <w:r>
-        <w:br/>
-      </w:r>
-      <w:r>
-        <w:rPr>
-          <w:rStyle w:val="VerbatimChar"/>
-        </w:rPr>
-        <w:t xml:space="preserve">    section Documents</w:t>
-      </w:r>
-      <w:r>
-        <w:br/>
-      </w:r>
-      <w:r>
-        <w:rPr>
-          <w:rStyle w:val="VerbatimChar"/>
-        </w:rPr>
-        <w:t xml:space="preserve">    Phase 1 Documents and review    :p1, 2026-09-15, 4w</w:t>
-      </w:r>
-      <w:r>
-        <w:br/>
-      </w:r>
-      <w:r>
-        <w:rPr>
-          <w:rStyle w:val="VerbatimChar"/>
-        </w:rPr>
-        <w:t xml:space="preserve">    section Collection</w:t>
-      </w:r>
-      <w:r>
-        <w:br/>
-      </w:r>
-      <w:r>
-        <w:rPr>
-          <w:rStyle w:val="VerbatimChar"/>
-        </w:rPr>
-        <w:t xml:space="preserve">    Phase 2 Job Data Collection     :p2, after p1, 4w</w:t>
-      </w:r>
-      <w:r>
-        <w:br/>
-      </w:r>
-      <w:r>
-        <w:rPr>
-          <w:rStyle w:val="VerbatimChar"/>
-        </w:rPr>
-        <w:t xml:space="preserve">    section Search</w:t>
-      </w:r>
-      <w:r>
-        <w:br/>
-      </w:r>
-      <w:r>
-        <w:rPr>
-          <w:rStyle w:val="VerbatimChar"/>
-        </w:rPr>
-        <w:t xml:space="preserve">    Phase 3 Job Search              :p3, after p2, 5w</w:t>
-      </w:r>
-      <w:r>
-        <w:br/>
-      </w:r>
-      <w:r>
-        <w:rPr>
-          <w:rStyle w:val="VerbatimChar"/>
-        </w:rPr>
-        <w:t xml:space="preserve">    section Quality</w:t>
-      </w:r>
-      <w:r>
-        <w:br/>
-      </w:r>
-      <w:r>
-        <w:rPr>
-          <w:rStyle w:val="VerbatimChar"/>
-        </w:rPr>
-        <w:t xml:space="preserve">    Phase 4 Quality                 :p4, after p3, 3w</w:t>
-      </w:r>
-      <w:r>
-        <w:br/>
-      </w:r>
-      <w:r>
-        <w:rPr>
-          <w:rStyle w:val="VerbatimChar"/>
-        </w:rPr>
-        <w:t xml:space="preserve">    section Commercial</w:t>
-      </w:r>
-      <w:r>
-        <w:br/>
-      </w:r>
-      <w:r>
-        <w:rPr>
-          <w:rStyle w:val="VerbatimChar"/>
-        </w:rPr>
-        <w:t xml:space="preserve">    Phase 5 Commercial              :p5, after p4, 5w</w:t>
-      </w:r>
-      <w:r>
-        <w:br/>
-      </w:r>
-      <w:r>
-        <w:rPr>
-          <w:rStyle w:val="VerbatimChar"/>
-        </w:rPr>
-        <w:t xml:space="preserve">    section Launch</w:t>
-      </w:r>
-      <w:r>
-        <w:br/>
-      </w:r>
-      <w:r>
-        <w:rPr>
-          <w:rStyle w:val="VerbatimChar"/>
-        </w:rPr>
-        <w:t xml:space="preserve">    Phase 6 Hardening               :p6, after p5, 3w</w:t>
-      </w:r>
-    </w:p>
-    <w:bookmarkEnd w:id="32"/>
-    <w:bookmarkStart w:id="33" w:name="Xaa3f2a2db131de31537f441931263c2aac8d43b"/>
+        <w:pStyle w:val="BodyText"/>
+      </w:pPr>
+      <w:r>
+        <w:drawing>
+          <wp:inline>
+            <wp:extent cx="5334000" cy="1032884"/>
+            <wp:effectExtent b="0" l="0" r="0" t="0"/>
+            <wp:docPr descr="" title="" id="48" name="Picture"/>
+            <a:graphic>
+              <a:graphicData uri="http://schemas.openxmlformats.org/drawingml/2006/picture">
+                <pic:pic>
+                  <pic:nvPicPr>
+                    <pic:cNvPr descr="images/diagram-06.png" id="49" name="Picture"/>
+                    <pic:cNvPicPr>
+                      <a:picLocks noChangeArrowheads="1" noChangeAspect="1"/>
+                    </pic:cNvPicPr>
+                  </pic:nvPicPr>
+                  <pic:blipFill>
+                    <a:blip r:embed="rId47"/>
+                    <a:stretch>
+                      <a:fillRect/>
+                    </a:stretch>
+                  </pic:blipFill>
+                  <pic:spPr bwMode="auto">
+                    <a:xfrm>
+                      <a:off x="0" y="0"/>
+                      <a:ext cx="5334000" cy="1032884"/>
+                    </a:xfrm>
+                    <a:prstGeom prst="rect">
+                      <a:avLst/>
+                    </a:prstGeom>
+                    <a:noFill/>
+                    <a:ln w="9525">
+                      <a:noFill/>
+                      <a:headEnd/>
+                      <a:tailEnd/>
+                    </a:ln>
+                  </pic:spPr>
+                </pic:pic>
+              </a:graphicData>
+            </a:graphic>
+          </wp:inline>
+        </w:drawing>
+      </w:r>
+    </w:p>
+    <w:bookmarkEnd w:id="50"/>
+    <w:bookmarkStart w:id="51" w:name="Xaa3f2a2db131de31537f441931263c2aac8d43b"/>
     <w:p>
       <w:pPr>
         <w:pStyle w:val="Heading3"/>
@@ -6520,8 +6133,8 @@
         <w:t xml:space="preserve">The increase comes from work that was not present in the original outline: account management, payment processing, the administrative dashboard, human support, security hardening, acceptance testing, and the removal of duplicate job listings appearing across multiple sources.</w:t>
       </w:r>
     </w:p>
-    <w:bookmarkEnd w:id="33"/>
-    <w:bookmarkStart w:id="34" w:name="Xe64d8fcd3cdd6e626554bf586e2469bce62178e"/>
+    <w:bookmarkEnd w:id="51"/>
+    <w:bookmarkStart w:id="52" w:name="Xe64d8fcd3cdd6e626554bf586e2469bce62178e"/>
     <w:p>
       <w:pPr>
         <w:pStyle w:val="Heading3"/>
@@ -6579,9 +6192,9 @@
         </w:pict>
       </w:r>
     </w:p>
-    <w:bookmarkEnd w:id="34"/>
-    <w:bookmarkEnd w:id="35"/>
-    <w:bookmarkStart w:id="37" w:name="Xb75eedccd0c25a82db7e25b8d39123e2aa25e83"/>
+    <w:bookmarkEnd w:id="52"/>
+    <w:bookmarkEnd w:id="53"/>
+    <w:bookmarkStart w:id="55" w:name="Xb75eedccd0c25a82db7e25b8d39123e2aa25e83"/>
     <w:p>
       <w:pPr>
         <w:pStyle w:val="Heading2"/>
@@ -7147,7 +6760,7 @@
         <w:t xml:space="preserve">These are listed in the order in which we would recommend building them. None needs to be decided now.</w:t>
       </w:r>
     </w:p>
-    <w:bookmarkStart w:id="36" w:name="Xc0a8ec2c50224291610dabdb2ceea17be367c2d"/>
+    <w:bookmarkStart w:id="54" w:name="Xc0a8ec2c50224291610dabdb2ceea17be367c2d"/>
     <w:p>
       <w:pPr>
         <w:pStyle w:val="Heading3"/>
@@ -7244,9 +6857,9 @@
         </w:pict>
       </w:r>
     </w:p>
-    <w:bookmarkEnd w:id="36"/>
-    <w:bookmarkEnd w:id="37"/>
-    <w:bookmarkStart w:id="38" w:name="Xec086f1e0751612b2abebcaa831857c9b90f3ab"/>
+    <w:bookmarkEnd w:id="54"/>
+    <w:bookmarkEnd w:id="55"/>
+    <w:bookmarkStart w:id="56" w:name="Xec086f1e0751612b2abebcaa831857c9b90f3ab"/>
     <w:p>
       <w:pPr>
         <w:pStyle w:val="Heading2"/>
@@ -7480,8 +7093,8 @@
         </w:pict>
       </w:r>
     </w:p>
-    <w:bookmarkEnd w:id="38"/>
-    <w:bookmarkStart w:id="39" w:name="X4dd6b68a0e92cdc9d18a43bd07688bf76fdf9ab"/>
+    <w:bookmarkEnd w:id="56"/>
+    <w:bookmarkStart w:id="60" w:name="X4dd6b68a0e92cdc9d18a43bd07688bf76fdf9ab"/>
     <w:p>
       <w:pPr>
         <w:pStyle w:val="Heading2"/>
@@ -7492,92 +7105,56 @@
     </w:p>
     <w:p>
       <w:pPr>
-        <w:pStyle w:val="SourceCode"/>
-      </w:pPr>
-      <w:r>
-        <w:rPr>
-          <w:rStyle w:val="VerbatimChar"/>
-        </w:rPr>
-        <w:t xml:space="preserve">flowchart TD</w:t>
-      </w:r>
-      <w:r>
-        <w:br/>
-      </w:r>
-      <w:r>
-        <w:rPr>
-          <w:rStyle w:val="VerbatimChar"/>
-        </w:rPr>
-        <w:t xml:space="preserve">    A["Confirmation of this document"] --&gt; B["Approval of the AI service budget&lt;br/&gt;Section 1.1"]</w:t>
-      </w:r>
-      <w:r>
-        <w:br/>
-      </w:r>
-      <w:r>
-        <w:rPr>
-          <w:rStyle w:val="VerbatimChar"/>
-        </w:rPr>
-        <w:t xml:space="preserve">    B --&gt; C["Phase 1 begins&lt;br/&gt;four weeks"]</w:t>
-      </w:r>
-      <w:r>
-        <w:br/>
-      </w:r>
-      <w:r>
-        <w:rPr>
-          <w:rStyle w:val="VerbatimChar"/>
-        </w:rPr>
-        <w:t xml:space="preserve">    A --&gt; R["Reviewer nominated&lt;br/&gt;and AWS account confirmed&lt;br/&gt;Section 1.2"]</w:t>
-      </w:r>
-      <w:r>
-        <w:br/>
-      </w:r>
-      <w:r>
-        <w:rPr>
-          <w:rStyle w:val="VerbatimChar"/>
-        </w:rPr>
-        <w:t xml:space="preserve">    R --&gt; C</w:t>
-      </w:r>
-      <w:r>
-        <w:br/>
-      </w:r>
-      <w:r>
-        <w:rPr>
-          <w:rStyle w:val="VerbatimChar"/>
-        </w:rPr>
-        <w:t xml:space="preserve">    C --&gt; D["Review environment available&lt;br/&gt;reviewer begins"]</w:t>
-      </w:r>
-      <w:r>
-        <w:br/>
-      </w:r>
-      <w:r>
-        <w:rPr>
-          <w:rStyle w:val="VerbatimChar"/>
-        </w:rPr>
-        <w:t xml:space="preserve">    D --&gt; E["Source investigation and&lt;br/&gt;review findings reported"]</w:t>
-      </w:r>
-      <w:r>
-        <w:br/>
-      </w:r>
-      <w:r>
-        <w:rPr>
-          <w:rStyle w:val="VerbatimChar"/>
-        </w:rPr>
-        <w:t xml:space="preserve">    E --&gt; F["Schedule confirmed"]</w:t>
-      </w:r>
-      <w:r>
-        <w:br/>
-      </w:r>
-      <w:r>
-        <w:rPr>
-          <w:rStyle w:val="VerbatimChar"/>
-        </w:rPr>
-        <w:t xml:space="preserve">    F --&gt; G["Phase 2 begins"]</w:t>
-      </w:r>
-    </w:p>
-    <w:p>
-      <w:pPr>
         <w:pStyle w:val="FirstParagraph"/>
       </w:pPr>
       <w:r>
+        <w:drawing>
+          <wp:inline>
+            <wp:extent cx="5334000" cy="8064716"/>
+            <wp:effectExtent b="0" l="0" r="0" t="0"/>
+            <wp:docPr descr="" title="" id="58" name="Picture"/>
+            <a:graphic>
+              <a:graphicData uri="http://schemas.openxmlformats.org/drawingml/2006/picture">
+                <pic:pic>
+                  <pic:nvPicPr>
+                    <pic:cNvPr descr="images/diagram-07.png" id="59" name="Picture"/>
+                    <pic:cNvPicPr>
+                      <a:picLocks noChangeArrowheads="1" noChangeAspect="1"/>
+                    </pic:cNvPicPr>
+                  </pic:nvPicPr>
+                  <pic:blipFill>
+                    <a:blip r:embed="rId57"/>
+                    <a:stretch>
+                      <a:fillRect/>
+                    </a:stretch>
+                  </pic:blipFill>
+                  <pic:spPr bwMode="auto">
+                    <a:xfrm>
+                      <a:off x="0" y="0"/>
+                      <a:ext cx="5334000" cy="8064716"/>
+                    </a:xfrm>
+                    <a:prstGeom prst="rect">
+                      <a:avLst/>
+                    </a:prstGeom>
+                    <a:noFill/>
+                    <a:ln w="9525">
+                      <a:noFill/>
+                      <a:headEnd/>
+                      <a:tailEnd/>
+                    </a:ln>
+                  </pic:spPr>
+                </pic:pic>
+              </a:graphicData>
+            </a:graphic>
+          </wp:inline>
+        </w:drawing>
+      </w:r>
+    </w:p>
+    <w:p>
+      <w:pPr>
+        <w:pStyle w:val="BodyText"/>
+      </w:pPr>
+      <w:r>
         <w:t xml:space="preserve">The only item required in order to begin is the AI service approval in Section 1.1. Two further items — the AWS account and the nominated reviewer — are needed within Phase 1 and are best settled at the same time. Everything else in Section 1 falls at a later phase and is listed so that it can be prepared in good time.</w:t>
       </w:r>
     </w:p>
@@ -7589,8 +7166,8 @@
         <w:t xml:space="preserve">We look forward to your confirmation.</w:t>
       </w:r>
     </w:p>
-    <w:bookmarkEnd w:id="39"/>
-    <w:bookmarkEnd w:id="40"/>
+    <w:bookmarkEnd w:id="60"/>
+    <w:bookmarkEnd w:id="61"/>
     <w:sectPr>
       <w:footnotePr>
         <w:numRestart w:val="eachSect"/>
